--- a/public/templates/coach-contract-business.docx
+++ b/public/templates/coach-contract-business.docx
@@ -1275,7 +1275,7 @@
           <w:szCs w:val="22"/>
           <w:highlight w:val="yellow"/>
         </w:rPr>
-        <w:t>(0회)</w:t>
+        <w:t xml:space="preserve">({kickoff_count}회)</w:t>
       </w:r>
     </w:p>
     <w:p>
@@ -1310,7 +1310,7 @@
           <w:szCs w:val="22"/>
           <w:highlight w:val="yellow"/>
         </w:rPr>
-        <w:t xml:space="preserve">(옵션 선택) </w:t>
+        <w:t xml:space="preserve">({task_program_learning}) </w:t>
       </w:r>
       <w:r>
         <w:rPr>
@@ -1346,7 +1346,7 @@
           <w:szCs w:val="22"/>
           <w:highlight w:val="yellow"/>
         </w:rPr>
-        <w:t xml:space="preserve">(옵션 선택) </w:t>
+        <w:t xml:space="preserve">({task_review_participation}) </w:t>
       </w:r>
       <w:proofErr w:type="spellStart"/>
       <w:r>
@@ -1459,7 +1459,7 @@
           <w:sz w:val="20"/>
           <w:szCs w:val="22"/>
         </w:rPr>
-        <w:t xml:space="preserve"> 오프라인 교육 프로그램 (옵션 선택) 참여</w:t>
+        <w:t xml:space="preserve"> 오프라인 교육 프로그램 ({task_program_attendance}) 참여</w:t>
       </w:r>
     </w:p>
     <w:p>
@@ -1534,7 +1534,7 @@
           <w:szCs w:val="22"/>
           <w:highlight w:val="yellow"/>
         </w:rPr>
-        <w:t>(총 0회)</w:t>
+        <w:t xml:space="preserve"/>
       </w:r>
     </w:p>
     <w:p>
@@ -1579,7 +1579,7 @@
           <w:sz w:val="20"/>
           <w:szCs w:val="22"/>
         </w:rPr>
-        <w:t xml:space="preserve"> 코칭 및 코칭 일지 작성 (총 0회)</w:t>
+        <w:t xml:space="preserve"> 코칭 및 코칭 일지 작성 (총 {coaching_count}회)</w:t>
       </w:r>
     </w:p>
     <w:p>
@@ -1916,7 +1916,7 @@
           <w:szCs w:val="22"/>
           <w:highlight w:val="yellow"/>
         </w:rPr>
-        <w:t>담당 창업교육 참가자 (팀) 성과, 창업 추진 현황을 제공된 보고서 양식 기반으로 매주 작성 및 제출</w:t>
+        <w:t xml:space="preserve">담당 창업교육 참가자 ({task_participant_type}) 성과, 창업 추진 현황을 제공된 보고서 양식 기반으로 {task_report_frequency} 작성 및 제출</w:t>
       </w:r>
     </w:p>
     <w:p>

--- a/public/templates/coach-contract-business.docx
+++ b/public/templates/coach-contract-business.docx
@@ -1066,6 +1066,46 @@
           <w:szCs w:val="22"/>
         </w:rPr>
         <w:t>계좌에 계약금액을 입금하는 방식으로 “공급자”에게 계약금액을 지급한다.</w:t>
+      </w:r>
+    </w:p>
+    <w:p>
+      <w:pPr>
+        <w:numPr>
+          <w:ilvl w:val="1"/>
+          <w:numId w:val="2"/>
+        </w:numPr>
+        <w:spacing w:after="0"/>
+        <w:jc w:val="both"/>
+        <w:rPr>
+          <w:rFonts w:ascii="나눔휴먼OTF Regular" w:eastAsia="나눔휴먼OTF Regular" w:hAnsi="나눔휴먼OTF Regular"/>
+          <w:spacing w:val="-16"/>
+          <w:sz w:val="20"/>
+          <w:szCs w:val="22"/>
+          <w:highlight w:val="yellow"/>
+        </w:rPr>
+      </w:pPr>
+      <w:r>
+        <w:t xml:space="preserve">{#installment}지급 형태: 선금(50%) / 잔금(50%){/installment}</w:t>
+      </w:r>
+    </w:p>
+    <w:p>
+      <w:pPr>
+        <w:numPr>
+          <w:ilvl w:val="1"/>
+          <w:numId w:val="2"/>
+        </w:numPr>
+        <w:spacing w:after="0"/>
+        <w:jc w:val="both"/>
+        <w:rPr>
+          <w:rFonts w:ascii="나눔휴먼OTF Regular" w:eastAsia="나눔휴먼OTF Regular" w:hAnsi="나눔휴먼OTF Regular"/>
+          <w:spacing w:val="-16"/>
+          <w:sz w:val="20"/>
+          <w:szCs w:val="22"/>
+          <w:highlight w:val="yellow"/>
+        </w:rPr>
+      </w:pPr>
+      <w:r>
+        <w:t xml:space="preserve">{#installment}지급 시기: (선금) {installment_midpay_note}, (잔금) {installment_balance_note}{/installment}</w:t>
       </w:r>
     </w:p>
     <w:p>
